--- a/Digital-Nurture-4.0-JavaFSE-main/Java FSE/Deepskilling/React/18. ReactJS-HOL.docx
+++ b/Digital-Nurture-4.0-JavaFSE-main/Java FSE/Deepskilling/React/18. ReactJS-HOL.docx
@@ -1,6 +1,6 @@
 
 <file path=word/document.xml><?xml version="1.0" encoding="utf-8"?>
-<w:document xmlns:wpc="http://schemas.microsoft.com/office/word/2010/wordprocessingCanvas" xmlns:mc="http://schemas.openxmlformats.org/markup-compatibility/2006" xmlns:o="urn:schemas-microsoft-com:office:office" xmlns:r="http://schemas.openxmlformats.org/officeDocument/2006/relationships" xmlns:m="http://schemas.openxmlformats.org/officeDocument/2006/math" xmlns:v="urn:schemas-microsoft-com:vml" xmlns:wp14="http://schemas.microsoft.com/office/word/2010/wordprocessingDrawing" xmlns:wp="http://schemas.openxmlformats.org/drawingml/2006/wordprocessingDrawing" xmlns:w10="urn:schemas-microsoft-com:office:word" xmlns:w="http://schemas.openxmlformats.org/wordprocessingml/2006/main" xmlns:w14="http://schemas.microsoft.com/office/word/2010/wordml" xmlns:w15="http://schemas.microsoft.com/office/word/2012/wordml" xmlns:wpg="http://schemas.microsoft.com/office/word/2010/wordprocessingGroup" xmlns:wpi="http://schemas.microsoft.com/office/word/2010/wordprocessingInk" xmlns:wne="http://schemas.microsoft.com/office/word/2006/wordml" xmlns:wps="http://schemas.microsoft.com/office/word/2010/wordprocessingShape" mc:Ignorable="w14 w15 wp14">
+<w:document xmlns:wpc="http://schemas.microsoft.com/office/word/2010/wordprocessingCanvas" xmlns:cx="http://schemas.microsoft.com/office/drawing/2014/chartex" xmlns:cx1="http://schemas.microsoft.com/office/drawing/2015/9/8/chartex" xmlns:cx2="http://schemas.microsoft.com/office/drawing/2015/10/21/chartex" xmlns:cx3="http://schemas.microsoft.com/office/drawing/2016/5/9/chartex" xmlns:cx4="http://schemas.microsoft.com/office/drawing/2016/5/10/chartex" xmlns:cx5="http://schemas.microsoft.com/office/drawing/2016/5/11/chartex" xmlns:cx6="http://schemas.microsoft.com/office/drawing/2016/5/12/chartex" xmlns:cx7="http://schemas.microsoft.com/office/drawing/2016/5/13/chartex" xmlns:cx8="http://schemas.microsoft.com/office/drawing/2016/5/14/chartex" xmlns:mc="http://schemas.openxmlformats.org/markup-compatibility/2006" xmlns:aink="http://schemas.microsoft.com/office/drawing/2016/ink" xmlns:am3d="http://schemas.microsoft.com/office/drawing/2017/model3d" xmlns:o="urn:schemas-microsoft-com:office:office" xmlns:oel="http://schemas.microsoft.com/office/2019/extlst" xmlns:r="http://schemas.openxmlformats.org/officeDocument/2006/relationships" xmlns:m="http://schemas.openxmlformats.org/officeDocument/2006/math" xmlns:v="urn:schemas-microsoft-com:vml" xmlns:wp14="http://schemas.microsoft.com/office/word/2010/wordprocessingDrawing" xmlns:wp="http://schemas.openxmlformats.org/drawingml/2006/wordprocessingDrawing" xmlns:w10="urn:schemas-microsoft-com:office:word" xmlns:w="http://schemas.openxmlformats.org/wordprocessingml/2006/main" xmlns:w14="http://schemas.microsoft.com/office/word/2010/wordml" xmlns:w15="http://schemas.microsoft.com/office/word/2012/wordml" xmlns:w16cex="http://schemas.microsoft.com/office/word/2018/wordml/cex" xmlns:w16cid="http://schemas.microsoft.com/office/word/2016/wordml/cid" xmlns:w16="http://schemas.microsoft.com/office/word/2018/wordml" xmlns:w16du="http://schemas.microsoft.com/office/word/2023/wordml/word16du" xmlns:w16sdtdh="http://schemas.microsoft.com/office/word/2020/wordml/sdtdatahash" xmlns:w16sdtfl="http://schemas.microsoft.com/office/word/2024/wordml/sdtformatlock" xmlns:w16se="http://schemas.microsoft.com/office/word/2015/wordml/symex" xmlns:wpg="http://schemas.microsoft.com/office/word/2010/wordprocessingGroup" xmlns:wpi="http://schemas.microsoft.com/office/word/2010/wordprocessingInk" xmlns:wne="http://schemas.microsoft.com/office/word/2006/wordml" xmlns:wps="http://schemas.microsoft.com/office/word/2010/wordprocessingShape" mc:Ignorable="w14 w15 w16se w16cid w16 w16cex w16sdtdh w16sdtfl w16du wp14">
   <w:body>
     <w:p>
       <w:pPr>
@@ -418,7 +418,7 @@
         <w:rPr>
           <w:rFonts w:ascii="Arial" w:hAnsi="Arial" w:cs="Arial"/>
         </w:rPr>
-        <w:object w:dxaOrig="1495" w:dyaOrig="983">
+        <w:object w:dxaOrig="1777" w:dyaOrig="1164" w14:anchorId="34FCEBDA">
           <v:shapetype id="_x0000_t75" coordsize="21600,21600" o:spt="75" o:preferrelative="t" path="m@4@5l@4@11@9@11@9@5xe" filled="f" stroked="f">
             <v:stroke joinstyle="miter"/>
             <v:formulas>
@@ -438,10 +438,10 @@
             <v:path o:extrusionok="f" gradientshapeok="t" o:connecttype="rect"/>
             <o:lock v:ext="edit" aspectratio="t"/>
           </v:shapetype>
-          <v:shape id="_x0000_i1025" type="#_x0000_t75" style="width:75pt;height:49.5pt" o:ole="">
+          <v:shape id="_x0000_i1027" type="#_x0000_t75" style="width:89.35pt;height:58.65pt" o:ole="">
             <v:imagedata r:id="rId5" o:title=""/>
           </v:shape>
-          <o:OLEObject Type="Embed" ProgID="Package" ShapeID="_x0000_i1025" DrawAspect="Icon" ObjectID="_1706331919" r:id="rId6"/>
+          <o:OLEObject Type="Embed" ProgID="Package" ShapeID="_x0000_i1027" DrawAspect="Icon" ObjectID="_1815830898" r:id="rId6"/>
         </w:object>
       </w:r>
     </w:p>
@@ -490,8 +490,9 @@
         <w:rPr>
           <w:noProof/>
         </w:rPr>
+        <w:lastRenderedPageBreak/>
         <w:drawing>
-          <wp:inline distT="0" distB="0" distL="0" distR="0" wp14:anchorId="77BEBE5F" wp14:editId="6B9A3C0B">
+          <wp:inline distT="0" distB="0" distL="0" distR="0" wp14:anchorId="34FCEBDB" wp14:editId="34FCEBDC">
             <wp:extent cx="4105275" cy="771931"/>
             <wp:effectExtent l="0" t="0" r="0" b="9525"/>
             <wp:docPr id="1" name="Picture 1"/>
@@ -538,27 +539,14 @@
       <w:r>
         <w:t xml:space="preserve">Figure </w:t>
       </w:r>
-      <w:r>
-        <w:fldChar w:fldCharType="begin"/>
-      </w:r>
-      <w:r>
-        <w:instrText xml:space="preserve"> SEQ Figure \* ARABIC </w:instrText>
-      </w:r>
-      <w:r>
-        <w:fldChar w:fldCharType="separate"/>
-      </w:r>
-      <w:r>
-        <w:rPr>
-          <w:noProof/>
-        </w:rPr>
-        <w:t>1</w:t>
-      </w:r>
-      <w:r>
-        <w:rPr>
-          <w:noProof/>
-        </w:rPr>
-        <w:fldChar w:fldCharType="end"/>
-      </w:r>
+      <w:fldSimple w:instr=" SEQ Figure \* ARABIC ">
+        <w:r>
+          <w:rPr>
+            <w:noProof/>
+          </w:rPr>
+          <w:t>1</w:t>
+        </w:r>
+      </w:fldSimple>
       <w:r>
         <w:t>: Packages Restore</w:t>
       </w:r>
@@ -578,7 +566,6 @@
         <w:rPr>
           <w:rFonts w:ascii="Arial" w:hAnsi="Arial" w:cs="Arial"/>
         </w:rPr>
-        <w:lastRenderedPageBreak/>
         <w:t xml:space="preserve">Execute the following commands to install </w:t>
       </w:r>
       <w:r>
@@ -622,7 +609,7 @@
           <w:noProof/>
         </w:rPr>
         <w:drawing>
-          <wp:inline distT="0" distB="0" distL="0" distR="0" wp14:anchorId="58A86D6B" wp14:editId="507A8CB8">
+          <wp:inline distT="0" distB="0" distL="0" distR="0" wp14:anchorId="34FCEBDD" wp14:editId="34FCEBDE">
             <wp:extent cx="6217458" cy="533400"/>
             <wp:effectExtent l="0" t="0" r="0" b="0"/>
             <wp:docPr id="2" name="Picture 2"/>
@@ -669,27 +656,14 @@
       <w:r>
         <w:t xml:space="preserve">Figure </w:t>
       </w:r>
-      <w:r>
-        <w:fldChar w:fldCharType="begin"/>
-      </w:r>
-      <w:r>
-        <w:instrText xml:space="preserve"> SEQ Figure \* ARABIC </w:instrText>
-      </w:r>
-      <w:r>
-        <w:fldChar w:fldCharType="separate"/>
-      </w:r>
-      <w:r>
-        <w:rPr>
-          <w:noProof/>
-        </w:rPr>
-        <w:t>2</w:t>
-      </w:r>
-      <w:r>
-        <w:rPr>
-          <w:noProof/>
-        </w:rPr>
-        <w:fldChar w:fldCharType="end"/>
-      </w:r>
+      <w:fldSimple w:instr=" SEQ Figure \* ARABIC ">
+        <w:r>
+          <w:rPr>
+            <w:noProof/>
+          </w:rPr>
+          <w:t>2</w:t>
+        </w:r>
+      </w:fldSimple>
       <w:r>
         <w:t>: Installing Enzyme support</w:t>
       </w:r>
@@ -745,7 +719,7 @@
           <w:noProof/>
         </w:rPr>
         <w:drawing>
-          <wp:inline distT="0" distB="0" distL="0" distR="0" wp14:anchorId="1F118400" wp14:editId="7E01AF31">
+          <wp:inline distT="0" distB="0" distL="0" distR="0" wp14:anchorId="34FCEBDF" wp14:editId="34FCEBE0">
             <wp:extent cx="4421276" cy="1676400"/>
             <wp:effectExtent l="0" t="0" r="0" b="0"/>
             <wp:docPr id="3" name="Picture 3"/>
@@ -792,27 +766,14 @@
       <w:r>
         <w:t xml:space="preserve">Figure </w:t>
       </w:r>
-      <w:r>
-        <w:fldChar w:fldCharType="begin"/>
-      </w:r>
-      <w:r>
-        <w:instrText xml:space="preserve"> SEQ Figure \* ARABIC </w:instrText>
-      </w:r>
-      <w:r>
-        <w:fldChar w:fldCharType="separate"/>
-      </w:r>
-      <w:r>
-        <w:rPr>
-          <w:noProof/>
-        </w:rPr>
-        <w:t>3</w:t>
-      </w:r>
-      <w:r>
-        <w:rPr>
-          <w:noProof/>
-        </w:rPr>
-        <w:fldChar w:fldCharType="end"/>
-      </w:r>
+      <w:fldSimple w:instr=" SEQ Figure \* ARABIC ">
+        <w:r>
+          <w:rPr>
+            <w:noProof/>
+          </w:rPr>
+          <w:t>3</w:t>
+        </w:r>
+      </w:fldSimple>
       <w:r>
         <w:t>: Configuring Enzyme support</w:t>
       </w:r>
@@ -1002,8 +963,6 @@
         </w:rPr>
         <w:t>test()</w:t>
       </w:r>
-      <w:bookmarkStart w:id="0" w:name="_GoBack"/>
-      <w:bookmarkEnd w:id="0"/>
     </w:p>
     <w:p>
       <w:pPr>
@@ -1014,27 +973,14 @@
       <w:r>
         <w:t xml:space="preserve">Table </w:t>
       </w:r>
-      <w:r>
-        <w:fldChar w:fldCharType="begin"/>
-      </w:r>
-      <w:r>
-        <w:instrText xml:space="preserve"> SEQ Table \* ARABIC </w:instrText>
-      </w:r>
-      <w:r>
-        <w:fldChar w:fldCharType="separate"/>
-      </w:r>
-      <w:r>
-        <w:rPr>
-          <w:noProof/>
-        </w:rPr>
-        <w:t>1</w:t>
-      </w:r>
-      <w:r>
-        <w:rPr>
-          <w:noProof/>
-        </w:rPr>
-        <w:fldChar w:fldCharType="end"/>
-      </w:r>
+      <w:fldSimple w:instr=" SEQ Table \* ARABIC ">
+        <w:r>
+          <w:rPr>
+            <w:noProof/>
+          </w:rPr>
+          <w:t>1</w:t>
+        </w:r>
+      </w:fldSimple>
       <w:r>
         <w:t>: Unit Test - 1</w:t>
       </w:r>
@@ -1155,27 +1101,14 @@
       <w:r>
         <w:t xml:space="preserve">           Table </w:t>
       </w:r>
-      <w:r>
-        <w:fldChar w:fldCharType="begin"/>
-      </w:r>
-      <w:r>
-        <w:instrText xml:space="preserve"> SEQ Table \* ARABIC </w:instrText>
-      </w:r>
-      <w:r>
-        <w:fldChar w:fldCharType="separate"/>
-      </w:r>
-      <w:r>
-        <w:rPr>
-          <w:noProof/>
-        </w:rPr>
-        <w:t>2</w:t>
-      </w:r>
-      <w:r>
-        <w:rPr>
-          <w:noProof/>
-        </w:rPr>
-        <w:fldChar w:fldCharType="end"/>
-      </w:r>
+      <w:fldSimple w:instr=" SEQ Table \* ARABIC ">
+        <w:r>
+          <w:rPr>
+            <w:noProof/>
+          </w:rPr>
+          <w:t>2</w:t>
+        </w:r>
+      </w:fldSimple>
       <w:r>
         <w:t>: Unit Test - 2</w:t>
       </w:r>
@@ -1269,6 +1202,7 @@
               <w:rPr>
                 <w:rFonts w:ascii="Arial" w:hAnsi="Arial" w:cs="Arial"/>
               </w:rPr>
+              <w:lastRenderedPageBreak/>
               <w:t>This test should mount the component and assign a cohort object to the props. Using matchers ensure that the props are assigned a given cohort object</w:t>
             </w:r>
           </w:p>
@@ -1292,27 +1226,14 @@
       <w:r>
         <w:t xml:space="preserve">           Table </w:t>
       </w:r>
-      <w:r>
-        <w:fldChar w:fldCharType="begin"/>
-      </w:r>
-      <w:r>
-        <w:instrText xml:space="preserve"> SEQ Table \* ARABIC </w:instrText>
-      </w:r>
-      <w:r>
-        <w:fldChar w:fldCharType="separate"/>
-      </w:r>
-      <w:r>
-        <w:rPr>
-          <w:noProof/>
-        </w:rPr>
-        <w:t>3</w:t>
-      </w:r>
-      <w:r>
-        <w:rPr>
-          <w:noProof/>
-        </w:rPr>
-        <w:fldChar w:fldCharType="end"/>
-      </w:r>
+      <w:fldSimple w:instr=" SEQ Table \* ARABIC ">
+        <w:r>
+          <w:rPr>
+            <w:noProof/>
+          </w:rPr>
+          <w:t>3</w:t>
+        </w:r>
+      </w:fldSimple>
       <w:r>
         <w:t>: Unit Test - 3</w:t>
       </w:r>
@@ -1400,7 +1321,6 @@
               <w:rPr>
                 <w:rFonts w:ascii="Arial" w:hAnsi="Arial" w:cs="Arial"/>
               </w:rPr>
-              <w:lastRenderedPageBreak/>
               <w:t>This test should mount the component and search for an h3 element using find() and verify that it displays the proper cohort code of the object passed in props</w:t>
             </w:r>
           </w:p>
@@ -1424,27 +1344,14 @@
       <w:r>
         <w:t xml:space="preserve">           Table </w:t>
       </w:r>
-      <w:r>
-        <w:fldChar w:fldCharType="begin"/>
-      </w:r>
-      <w:r>
-        <w:instrText xml:space="preserve"> SEQ Table \* ARABIC </w:instrText>
-      </w:r>
-      <w:r>
-        <w:fldChar w:fldCharType="separate"/>
-      </w:r>
-      <w:r>
-        <w:rPr>
-          <w:noProof/>
-        </w:rPr>
-        <w:t>4</w:t>
-      </w:r>
-      <w:r>
-        <w:rPr>
-          <w:noProof/>
-        </w:rPr>
-        <w:fldChar w:fldCharType="end"/>
-      </w:r>
+      <w:fldSimple w:instr=" SEQ Table \* ARABIC ">
+        <w:r>
+          <w:rPr>
+            <w:noProof/>
+          </w:rPr>
+          <w:t>4</w:t>
+        </w:r>
+      </w:fldSimple>
       <w:r>
         <w:t>: Unit Test - 4</w:t>
       </w:r>
@@ -1589,8 +1496,8 @@
 </file>
 
 <file path=word/numbering.xml><?xml version="1.0" encoding="utf-8"?>
-<w:numbering xmlns:wpc="http://schemas.microsoft.com/office/word/2010/wordprocessingCanvas" xmlns:mc="http://schemas.openxmlformats.org/markup-compatibility/2006" xmlns:o="urn:schemas-microsoft-com:office:office" xmlns:r="http://schemas.openxmlformats.org/officeDocument/2006/relationships" xmlns:m="http://schemas.openxmlformats.org/officeDocument/2006/math" xmlns:v="urn:schemas-microsoft-com:vml" xmlns:wp14="http://schemas.microsoft.com/office/word/2010/wordprocessingDrawing" xmlns:wp="http://schemas.openxmlformats.org/drawingml/2006/wordprocessingDrawing" xmlns:w10="urn:schemas-microsoft-com:office:word" xmlns:w="http://schemas.openxmlformats.org/wordprocessingml/2006/main" xmlns:w14="http://schemas.microsoft.com/office/word/2010/wordml" xmlns:w15="http://schemas.microsoft.com/office/word/2012/wordml" xmlns:wpg="http://schemas.microsoft.com/office/word/2010/wordprocessingGroup" xmlns:wpi="http://schemas.microsoft.com/office/word/2010/wordprocessingInk" xmlns:wne="http://schemas.microsoft.com/office/word/2006/wordml" xmlns:wps="http://schemas.microsoft.com/office/word/2010/wordprocessingShape" mc:Ignorable="w14 w15 wp14">
-  <w:abstractNum w:abstractNumId="0">
+<w:numbering xmlns:wpc="http://schemas.microsoft.com/office/word/2010/wordprocessingCanvas" xmlns:cx="http://schemas.microsoft.com/office/drawing/2014/chartex" xmlns:cx1="http://schemas.microsoft.com/office/drawing/2015/9/8/chartex" xmlns:cx2="http://schemas.microsoft.com/office/drawing/2015/10/21/chartex" xmlns:cx3="http://schemas.microsoft.com/office/drawing/2016/5/9/chartex" xmlns:cx4="http://schemas.microsoft.com/office/drawing/2016/5/10/chartex" xmlns:cx5="http://schemas.microsoft.com/office/drawing/2016/5/11/chartex" xmlns:cx6="http://schemas.microsoft.com/office/drawing/2016/5/12/chartex" xmlns:cx7="http://schemas.microsoft.com/office/drawing/2016/5/13/chartex" xmlns:cx8="http://schemas.microsoft.com/office/drawing/2016/5/14/chartex" xmlns:mc="http://schemas.openxmlformats.org/markup-compatibility/2006" xmlns:aink="http://schemas.microsoft.com/office/drawing/2016/ink" xmlns:am3d="http://schemas.microsoft.com/office/drawing/2017/model3d" xmlns:o="urn:schemas-microsoft-com:office:office" xmlns:oel="http://schemas.microsoft.com/office/2019/extlst" xmlns:r="http://schemas.openxmlformats.org/officeDocument/2006/relationships" xmlns:m="http://schemas.openxmlformats.org/officeDocument/2006/math" xmlns:v="urn:schemas-microsoft-com:vml" xmlns:wp14="http://schemas.microsoft.com/office/word/2010/wordprocessingDrawing" xmlns:wp="http://schemas.openxmlformats.org/drawingml/2006/wordprocessingDrawing" xmlns:w10="urn:schemas-microsoft-com:office:word" xmlns:w="http://schemas.openxmlformats.org/wordprocessingml/2006/main" xmlns:w14="http://schemas.microsoft.com/office/word/2010/wordml" xmlns:w15="http://schemas.microsoft.com/office/word/2012/wordml" xmlns:w16cex="http://schemas.microsoft.com/office/word/2018/wordml/cex" xmlns:w16cid="http://schemas.microsoft.com/office/word/2016/wordml/cid" xmlns:w16="http://schemas.microsoft.com/office/word/2018/wordml" xmlns:w16du="http://schemas.microsoft.com/office/word/2023/wordml/word16du" xmlns:w16sdtdh="http://schemas.microsoft.com/office/word/2020/wordml/sdtdatahash" xmlns:w16sdtfl="http://schemas.microsoft.com/office/word/2024/wordml/sdtformatlock" xmlns:w16se="http://schemas.microsoft.com/office/word/2015/wordml/symex" xmlns:wpg="http://schemas.microsoft.com/office/word/2010/wordprocessingGroup" xmlns:wpi="http://schemas.microsoft.com/office/word/2010/wordprocessingInk" xmlns:wne="http://schemas.microsoft.com/office/word/2006/wordml" xmlns:wps="http://schemas.microsoft.com/office/word/2010/wordprocessingShape" mc:Ignorable="w14 w15 w16se w16cid w16 w16cex w16sdtdh w16sdtfl w16du wp14">
+  <w:abstractNum w:abstractNumId="0" w15:restartNumberingAfterBreak="0">
     <w:nsid w:val="0D064FC0"/>
     <w:multiLevelType w:val="hybridMultilevel"/>
     <w:tmpl w:val="655CF0FC"/>
@@ -1703,7 +1610,7 @@
       </w:rPr>
     </w:lvl>
   </w:abstractNum>
-  <w:abstractNum w:abstractNumId="1">
+  <w:abstractNum w:abstractNumId="1" w15:restartNumberingAfterBreak="0">
     <w:nsid w:val="1A973F52"/>
     <w:multiLevelType w:val="hybridMultilevel"/>
     <w:tmpl w:val="04A0C64A"/>
@@ -1793,7 +1700,7 @@
       </w:pPr>
     </w:lvl>
   </w:abstractNum>
-  <w:abstractNum w:abstractNumId="2">
+  <w:abstractNum w:abstractNumId="2" w15:restartNumberingAfterBreak="0">
     <w:nsid w:val="1F326EE4"/>
     <w:multiLevelType w:val="hybridMultilevel"/>
     <w:tmpl w:val="DE18D108"/>
@@ -1906,7 +1813,7 @@
       </w:rPr>
     </w:lvl>
   </w:abstractNum>
-  <w:abstractNum w:abstractNumId="3">
+  <w:abstractNum w:abstractNumId="3" w15:restartNumberingAfterBreak="0">
     <w:nsid w:val="252D7941"/>
     <w:multiLevelType w:val="multilevel"/>
     <w:tmpl w:val="F96098B4"/>
@@ -2055,7 +1962,7 @@
       </w:rPr>
     </w:lvl>
   </w:abstractNum>
-  <w:abstractNum w:abstractNumId="4">
+  <w:abstractNum w:abstractNumId="4" w15:restartNumberingAfterBreak="0">
     <w:nsid w:val="2C8F198F"/>
     <w:multiLevelType w:val="hybridMultilevel"/>
     <w:tmpl w:val="84762B02"/>
@@ -2168,7 +2075,7 @@
       </w:rPr>
     </w:lvl>
   </w:abstractNum>
-  <w:abstractNum w:abstractNumId="5">
+  <w:abstractNum w:abstractNumId="5" w15:restartNumberingAfterBreak="0">
     <w:nsid w:val="39901071"/>
     <w:multiLevelType w:val="multilevel"/>
     <w:tmpl w:val="E9E0BB0C"/>
@@ -2281,7 +2188,7 @@
       </w:pPr>
     </w:lvl>
   </w:abstractNum>
-  <w:abstractNum w:abstractNumId="6">
+  <w:abstractNum w:abstractNumId="6" w15:restartNumberingAfterBreak="0">
     <w:nsid w:val="3A1333AB"/>
     <w:multiLevelType w:val="hybridMultilevel"/>
     <w:tmpl w:val="C88E7C64"/>
@@ -2394,7 +2301,7 @@
       </w:rPr>
     </w:lvl>
   </w:abstractNum>
-  <w:abstractNum w:abstractNumId="7">
+  <w:abstractNum w:abstractNumId="7" w15:restartNumberingAfterBreak="0">
     <w:nsid w:val="63C70E9F"/>
     <w:multiLevelType w:val="hybridMultilevel"/>
     <w:tmpl w:val="48369CA8"/>
@@ -2507,38 +2414,38 @@
       </w:rPr>
     </w:lvl>
   </w:abstractNum>
-  <w:num w:numId="1">
+  <w:num w:numId="1" w16cid:durableId="2146392379">
     <w:abstractNumId w:val="3"/>
   </w:num>
-  <w:num w:numId="2">
+  <w:num w:numId="2" w16cid:durableId="205799045">
     <w:abstractNumId w:val="7"/>
   </w:num>
-  <w:num w:numId="3">
+  <w:num w:numId="3" w16cid:durableId="758676685">
     <w:abstractNumId w:val="5"/>
   </w:num>
-  <w:num w:numId="4">
+  <w:num w:numId="4" w16cid:durableId="281692417">
     <w:abstractNumId w:val="2"/>
   </w:num>
-  <w:num w:numId="5">
+  <w:num w:numId="5" w16cid:durableId="500510326">
     <w:abstractNumId w:val="4"/>
   </w:num>
-  <w:num w:numId="6">
+  <w:num w:numId="6" w16cid:durableId="294407075">
     <w:abstractNumId w:val="6"/>
   </w:num>
-  <w:num w:numId="7">
+  <w:num w:numId="7" w16cid:durableId="2074960967">
     <w:abstractNumId w:val="2"/>
   </w:num>
-  <w:num w:numId="8">
+  <w:num w:numId="8" w16cid:durableId="434793503">
     <w:abstractNumId w:val="0"/>
   </w:num>
-  <w:num w:numId="9">
+  <w:num w:numId="9" w16cid:durableId="572665570">
     <w:abstractNumId w:val="1"/>
   </w:num>
 </w:numbering>
 </file>
 
 <file path=word/styles.xml><?xml version="1.0" encoding="utf-8"?>
-<w:styles xmlns:mc="http://schemas.openxmlformats.org/markup-compatibility/2006" xmlns:r="http://schemas.openxmlformats.org/officeDocument/2006/relationships" xmlns:w="http://schemas.openxmlformats.org/wordprocessingml/2006/main" xmlns:w14="http://schemas.microsoft.com/office/word/2010/wordml" xmlns:w15="http://schemas.microsoft.com/office/word/2012/wordml" mc:Ignorable="w14 w15">
+<w:styles xmlns:mc="http://schemas.openxmlformats.org/markup-compatibility/2006" xmlns:r="http://schemas.openxmlformats.org/officeDocument/2006/relationships" xmlns:w="http://schemas.openxmlformats.org/wordprocessingml/2006/main" xmlns:w14="http://schemas.microsoft.com/office/word/2010/wordml" xmlns:w15="http://schemas.microsoft.com/office/word/2012/wordml" xmlns:w16cex="http://schemas.microsoft.com/office/word/2018/wordml/cex" xmlns:w16cid="http://schemas.microsoft.com/office/word/2016/wordml/cid" xmlns:w16="http://schemas.microsoft.com/office/word/2018/wordml" xmlns:w16du="http://schemas.microsoft.com/office/word/2023/wordml/word16du" xmlns:w16sdtdh="http://schemas.microsoft.com/office/word/2020/wordml/sdtdatahash" xmlns:w16sdtfl="http://schemas.microsoft.com/office/word/2024/wordml/sdtformatlock" xmlns:w16se="http://schemas.microsoft.com/office/word/2015/wordml/symex" mc:Ignorable="w14 w15 w16se w16cid w16 w16cex w16sdtdh w16sdtfl w16du">
   <w:docDefaults>
     <w:rPrDefault>
       <w:rPr>
@@ -2554,7 +2461,7 @@
       </w:pPr>
     </w:pPrDefault>
   </w:docDefaults>
-  <w:latentStyles w:defLockedState="0" w:defUIPriority="99" w:defSemiHidden="0" w:defUnhideWhenUsed="0" w:defQFormat="0" w:count="371">
+  <w:latentStyles w:defLockedState="0" w:defUIPriority="99" w:defSemiHidden="0" w:defUnhideWhenUsed="0" w:defQFormat="0" w:count="376">
     <w:lsdException w:name="Normal" w:uiPriority="0" w:qFormat="1"/>
     <w:lsdException w:name="heading 1" w:uiPriority="9" w:qFormat="1"/>
     <w:lsdException w:name="heading 2" w:semiHidden="1" w:uiPriority="9" w:unhideWhenUsed="1" w:qFormat="1"/>
@@ -2926,6 +2833,11 @@
     <w:lsdException w:name="List Table 5 Dark Accent 6" w:uiPriority="50"/>
     <w:lsdException w:name="List Table 6 Colorful Accent 6" w:uiPriority="51"/>
     <w:lsdException w:name="List Table 7 Colorful Accent 6" w:uiPriority="52"/>
+    <w:lsdException w:name="Mention" w:semiHidden="1" w:unhideWhenUsed="1"/>
+    <w:lsdException w:name="Smart Hyperlink" w:semiHidden="1" w:unhideWhenUsed="1"/>
+    <w:lsdException w:name="Hashtag" w:semiHidden="1" w:unhideWhenUsed="1"/>
+    <w:lsdException w:name="Unresolved Mention" w:semiHidden="1" w:unhideWhenUsed="1"/>
+    <w:lsdException w:name="Smart Link" w:semiHidden="1" w:unhideWhenUsed="1"/>
   </w:latentStyles>
   <w:style w:type="paragraph" w:default="1" w:styleId="Normal">
     <w:name w:val="Normal"/>
